--- a/WK1_Discussion.docx
+++ b/WK1_Discussion.docx
@@ -74,6 +74,28 @@
             </w:rPr>
             <w:br/>
             <w:t>Walden University</w:t>
+          </w:r>
+        </w:p>
+        <w:p>
+          <w:pPr>
+            <w:pStyle w:val="NoSpacing"/>
+            <w:spacing w:after="240" w:line="480" w:lineRule="auto"/>
+            <w:jc w:val="center"/>
+            <w:rPr>
+              <w:rFonts w:ascii="Times New Roman" w:hAnsi="Times New Roman" w:cs="Times New Roman"/>
+              <w:color w:val="000000" w:themeColor="text1"/>
+              <w:sz w:val="48"/>
+              <w:szCs w:val="48"/>
+            </w:rPr>
+          </w:pPr>
+          <w:r>
+            <w:rPr>
+              <w:rFonts w:ascii="Times New Roman" w:hAnsi="Times New Roman" w:cs="Times New Roman"/>
+              <w:color w:val="000000" w:themeColor="text1"/>
+              <w:sz w:val="48"/>
+              <w:szCs w:val="48"/>
+            </w:rPr>
+            <w:t>Course: NURS-6451</w:t>
           </w:r>
           <w:r>
             <w:rPr>
@@ -164,6 +186,24 @@
         <w:spacing w:before="180" w:after="180"/>
         <w:rPr>
           <w:rFonts w:ascii="Lato" w:eastAsia="Times New Roman" w:hAnsi="Lato" w:cs="Times New Roman"/>
+          <w:color w:val="2D3B45"/>
+        </w:rPr>
+      </w:pPr>
+    </w:p>
+    <w:p>
+      <w:pPr>
+        <w:spacing w:before="180" w:after="180"/>
+        <w:rPr>
+          <w:rFonts w:ascii="Lato" w:eastAsia="Times New Roman" w:hAnsi="Lato" w:cs="Times New Roman"/>
+          <w:color w:val="2D3B45"/>
+        </w:rPr>
+      </w:pPr>
+    </w:p>
+    <w:p>
+      <w:pPr>
+        <w:spacing w:before="180" w:after="180" w:line="480" w:lineRule="auto"/>
+        <w:rPr>
+          <w:rFonts w:ascii="Lato" w:eastAsia="Times New Roman" w:hAnsi="Lato" w:cs="Times New Roman"/>
           <w:b/>
           <w:bCs/>
           <w:color w:val="2D3B45"/>
@@ -184,6 +224,7 @@
     <w:p>
       <w:pPr>
         <w:spacing w:before="180" w:after="180" w:line="480" w:lineRule="auto"/>
+        <w:jc w:val="both"/>
         <w:rPr>
           <w:rFonts w:ascii="Times New Roman" w:eastAsia="Times New Roman" w:hAnsi="Times New Roman" w:cs="Times New Roman"/>
           <w:b/>
@@ -191,21 +232,21 @@
           <w:color w:val="2D3B45"/>
         </w:rPr>
       </w:pPr>
-    </w:p>
-    <w:p>
-      <w:pPr>
-        <w:spacing w:before="180" w:after="180" w:line="480" w:lineRule="auto"/>
+      <w:r>
         <w:rPr>
           <w:rFonts w:ascii="Times New Roman" w:eastAsia="Times New Roman" w:hAnsi="Times New Roman" w:cs="Times New Roman"/>
           <w:b/>
           <w:bCs/>
           <w:color w:val="2D3B45"/>
         </w:rPr>
-      </w:pPr>
+        <w:lastRenderedPageBreak/>
+        <w:t>Discussion1:</w:t>
+      </w:r>
     </w:p>
     <w:p>
       <w:pPr>
         <w:spacing w:before="180" w:after="180" w:line="480" w:lineRule="auto"/>
+        <w:jc w:val="both"/>
         <w:rPr>
           <w:rFonts w:ascii="Times New Roman" w:eastAsia="Times New Roman" w:hAnsi="Times New Roman" w:cs="Times New Roman"/>
           <w:b/>
@@ -213,38 +254,14 @@
           <w:color w:val="2D3B45"/>
         </w:rPr>
       </w:pPr>
-    </w:p>
-    <w:p>
-      <w:pPr>
-        <w:spacing w:before="180" w:after="180" w:line="480" w:lineRule="auto"/>
+      <w:r>
         <w:rPr>
           <w:rFonts w:ascii="Times New Roman" w:eastAsia="Times New Roman" w:hAnsi="Times New Roman" w:cs="Times New Roman"/>
           <w:b/>
           <w:bCs/>
           <w:color w:val="2D3B45"/>
         </w:rPr>
-      </w:pPr>
-    </w:p>
-    <w:p>
-      <w:pPr>
-        <w:spacing w:before="180" w:after="180" w:line="480" w:lineRule="auto"/>
-        <w:jc w:val="both"/>
-        <w:rPr>
-          <w:rFonts w:ascii="Times New Roman" w:eastAsia="Times New Roman" w:hAnsi="Times New Roman" w:cs="Times New Roman"/>
-          <w:b/>
-          <w:bCs/>
-          <w:color w:val="2D3B45"/>
-        </w:rPr>
-      </w:pPr>
-      <w:r>
-        <w:rPr>
-          <w:rFonts w:ascii="Times New Roman" w:eastAsia="Times New Roman" w:hAnsi="Times New Roman" w:cs="Times New Roman"/>
-          <w:b/>
-          <w:bCs/>
-          <w:color w:val="2D3B45"/>
-        </w:rPr>
-        <w:lastRenderedPageBreak/>
-        <w:t>Discussion1:</w:t>
+        <w:t>Topic: Analysis of Regulatory Impact on HIT Evaluation</w:t>
       </w:r>
     </w:p>
     <w:p>
@@ -261,7 +278,7 @@
           <w:rStyle w:val="Strong"/>
           <w:color w:val="444444"/>
         </w:rPr>
-        <w:t>Post a description of an experience in healthcare information technology use affected by meaningful use and other regulatory mandates. Then address the following:</w:t>
+        <w:t>Professional aspirations/ Intend to use the practicum experience to promote career change and/or enhance your professional development.</w:t>
       </w:r>
     </w:p>
     <w:p>
@@ -275,9 +292,29 @@
       </w:pPr>
       <w:r>
         <w:rPr>
-          <w:color w:val="444444"/>
-        </w:rPr>
-        <w:t>According to the American Medical Association, Meaningful Use or MU is also known as The Centers for Medicare &amp; Medicaid Services (CMS) EHR Incentive Program. Whenever a set of objectives is specified by CMS and the Office of the National Coordinator for Health aims towards quality outcomes and improved patient safety, then Meaningful use is achieved.  (Trout et al., 2022).</w:t>
+          <w:rStyle w:val="Strong"/>
+          <w:color w:val="444444"/>
+        </w:rPr>
+        <w:t> </w:t>
+      </w:r>
+      <w:r>
+        <w:rPr>
+          <w:color w:val="444444"/>
+        </w:rPr>
+        <w:t>Mentorick.com asserts professional aspirations as our desired career path, roles, and the impact we want to make in our field that help us set a clear vision for our future and guide the steps we take toward long-term professional growth. My professional aspiration is a</w:t>
+      </w:r>
+      <w:r>
+        <w:rPr>
+          <w:rStyle w:val="Strong"/>
+          <w:color w:val="444444"/>
+        </w:rPr>
+        <w:t> </w:t>
+      </w:r>
+      <w:r>
+        <w:rPr>
+          <w:color w:val="444444"/>
+        </w:rPr>
+        <w:t>career where I can lead initiatives that streamline workflows, reduce documentation burden, and ensure that informatics solutions align with the needs of both clinicians and patients. I want to see myself as a clinical informatics specialist who bridges the gap between healthcare and technology.  </w:t>
       </w:r>
     </w:p>
     <w:p>
@@ -293,20 +330,21 @@
         <w:rPr>
           <w:color w:val="444444"/>
         </w:rPr>
-        <w:t>In a community hospital where I have worked before, the implementation of Electronic Health Records was a key initiative motivated by the Federal </w:t>
-      </w:r>
-      <w:r>
-        <w:rPr>
-          <w:rStyle w:val="Emphasis"/>
-          <w:color w:val="444444"/>
-        </w:rPr>
-        <w:t>Meaningful Use</w:t>
-      </w:r>
-      <w:r>
-        <w:rPr>
-          <w:color w:val="444444"/>
-        </w:rPr>
-        <w:t> (MU) program under the Health Information Technology for Economic and Clinical Health (HITECH) Act. The program was intended to improve coordination of care, improve efficiency, reduce costs, ensure privacy and security, improve population and public health, reduce medical errors, streamline workflows, and engage patients and their caregivers more in their healthcare. Certified EHRs should be used in a meaningful way, such as when issuing electronic prescriptions and for the exchange of electronic health information to improve the quality of care.</w:t>
+        <w:t>I tend to use practicum experience to enhance my professional development by gaining hands-on experience in real-world informatics settings. The experience I will achieve will be a critical step towards this career shift. Clinical practicum is conducted in environments where constant changes and challenges are present and there are dynamic interactions with both professionals and nonprofessionals (</w:t>
+      </w:r>
+      <w:proofErr w:type="spellStart"/>
+      <w:r>
+        <w:rPr>
+          <w:color w:val="444444"/>
+        </w:rPr>
+        <w:t>Ahn</w:t>
+      </w:r>
+      <w:proofErr w:type="spellEnd"/>
+      <w:r>
+        <w:rPr>
+          <w:color w:val="444444"/>
+        </w:rPr>
+        <w:t xml:space="preserve"> &amp; Choi, 2019). Experience takes place in a complex, fast-paced healthcare environment with constant change and adaptability. Therefore, I must be prepared to navigate shifting workflows, priorities, and expectations by setting learning goals at the start of my practicum, I would set and share goals that I wish to achieve as it provides me an opportunity to discuss with my preceptor. By doing so, they will be able to tell me about their expectations of me and assist me in determining whether my goals are realistic or not. I would also set a time frame that will help me check off my goals as I progress through my practicum. I will see challenges as opportunities to enhance my problem-solving skills and encourage continuous learning.</w:t>
       </w:r>
     </w:p>
     <w:p>
@@ -322,6 +360,7 @@
         <w:rPr>
           <w:color w:val="444444"/>
         </w:rPr>
+        <w:lastRenderedPageBreak/>
         <w:t> </w:t>
       </w:r>
     </w:p>
@@ -339,7 +378,7 @@
           <w:rStyle w:val="Strong"/>
           <w:color w:val="444444"/>
         </w:rPr>
-        <w:t>Explain how the described federal regulation affected HIT implementation.</w:t>
+        <w:t> Objective to facilitate professional growth / Steps to achieve the objective(s) during the practicum experience.</w:t>
       </w:r>
     </w:p>
     <w:p>
@@ -355,14 +394,7 @@
         <w:rPr>
           <w:color w:val="444444"/>
         </w:rPr>
-        <w:t xml:space="preserve">In the past, Regulations and policies required hospitals to implement advanced capabilities of certified electronic health records (EHRs) and by doing this, they received financial incentives. This has led to accelerated health information technologies (HIT) implementation in healthcare settings. The main purpose was to develop a robust HIT infrastructure. Hospitals were required to </w:t>
-      </w:r>
-      <w:r>
-        <w:rPr>
-          <w:color w:val="444444"/>
-        </w:rPr>
-        <w:lastRenderedPageBreak/>
-        <w:t>implement advanced capabilities of certified EHRs by certain dates to receive financial incentives. (Yen et al., 2017)</w:t>
+        <w:t>Professional growth is a developmental process that is accomplished through the intentional integration of didactic and clinical experiences. The deliberate melding of clinical practice with professional values using reflection supports the ongoing formation of nursing students' ethical comportment (Feller et al., 2019)</w:t>
       </w:r>
     </w:p>
     <w:p>
@@ -378,7 +410,21 @@
         <w:rPr>
           <w:color w:val="444444"/>
         </w:rPr>
-        <w:t>The need to keep up with the deadlines has pushed healthcare organizations to implement EHR systems with less training as well as adaption time for EHR users. There was an increase in workload in the initial phase, as this was the phase that involved an increase in data entry.</w:t>
+        <w:t xml:space="preserve">Objectives that can help me guide my professional development during practicum should be attainable and </w:t>
+      </w:r>
+      <w:proofErr w:type="gramStart"/>
+      <w:r>
+        <w:rPr>
+          <w:color w:val="444444"/>
+        </w:rPr>
+        <w:t>result-focused</w:t>
+      </w:r>
+      <w:proofErr w:type="gramEnd"/>
+      <w:r>
+        <w:rPr>
+          <w:color w:val="444444"/>
+        </w:rPr>
+        <w:t>. This approach ensures that I gain valuable hands-on experience and contribute positively to the healthcare setting, supporting both my growth and the organization’s goals. Well-defined, achievable, and outcome-driven objectives will keep me motivated and focused throughout the practicum, facilitating continuous professional development in the dynamic field of nurse informatics</w:t>
       </w:r>
     </w:p>
     <w:p>
@@ -394,7 +440,14 @@
         <w:rPr>
           <w:color w:val="444444"/>
         </w:rPr>
-        <w:t> </w:t>
+        <w:t xml:space="preserve">To facilitate my professional growth during the practicum I need to enhance my ability to analyze clinical data and translate it into actionable insights that support quality improvement initiatives. This is vital in the field of nursing informatics, where data-driven decision-making plays a central role in improving patient outcomes and optimizing healthcare processes. To achieve this, I plan to work on a project that involves collecting and interpreting data related to patient care. Throughout the practicum, I will actively participate in analyzing trends, identify gaps in care, and generate insights that can support clinical decision-making. I also intend to collaborate with team members to synthesize and present findings through reports or presentations that could inform practice improvements. Reflecting on this experience will allow me to evaluate the skills I’ve developed </w:t>
+      </w:r>
+      <w:r>
+        <w:rPr>
+          <w:color w:val="444444"/>
+        </w:rPr>
+        <w:lastRenderedPageBreak/>
+        <w:t>and understand how they contribute to my growth as a future nurse informaticist. This hands-on experience will enhance my ability to apply theoretical knowledge in real-world settings and help position me for a successful transition into an informatics role.</w:t>
       </w:r>
     </w:p>
     <w:p>
@@ -408,10 +461,9 @@
       </w:pPr>
       <w:r>
         <w:rPr>
-          <w:rStyle w:val="Strong"/>
-          <w:color w:val="444444"/>
-        </w:rPr>
-        <w:t>Explain how the described federal regulation affected HIT evaluation.</w:t>
+          <w:color w:val="444444"/>
+        </w:rPr>
+        <w:t> </w:t>
       </w:r>
     </w:p>
     <w:p>
@@ -425,9 +477,10 @@
       </w:pPr>
       <w:r>
         <w:rPr>
-          <w:color w:val="444444"/>
-        </w:rPr>
-        <w:t>The hospital had to track and report metrics, such as the number of patients who assessed their records and the percentage of prescriptions made electronically. The evaluation was focused on both the quality of data submitted and the adherence to the prescribed guidelines. The program not only dictated the implementation of specific technologies but also evaluations were done on their performance and effectiveness. Compliance was assessed by doing performance audits and meaningful use attestation, which required detailed documentation proving the hospital met each requirement within a specified timeframe.</w:t>
+          <w:rStyle w:val="Strong"/>
+          <w:color w:val="444444"/>
+        </w:rPr>
+        <w:t>Plan on assessing your movement toward reaching this professional objective. </w:t>
       </w:r>
     </w:p>
     <w:p>
@@ -443,7 +496,7 @@
         <w:rPr>
           <w:color w:val="444444"/>
         </w:rPr>
-        <w:t> </w:t>
+        <w:t>To assess my movement toward reaching the professional objective of enhancing my ability to analyze clinical data and translate it into actionable insights, I will use a combination of self-reflection, feedback, and measurable milestones. First, I will set specific goals at the beginning of the practicum, such as completing a data analysis project, creating a report based on my findings, and presenting recommendations to the team. Throughout the practicum, I will maintain a reflective journal to document my progress, challenges encountered, and skills developed. I will also regularly meet with my preceptor to review my performance and receive constructive feedback on my analysis and communication skills. Additionally, I will evaluate my ability to use relevant informatics tools effectively and measure the extent to which my insights contribute to quality improvement initiatives. By comparing my progress against these defined benchmarks, I will be able to determine how well I am advancing toward my objective and identify areas where further development is needed.</w:t>
       </w:r>
     </w:p>
     <w:p>
@@ -457,6 +510,7 @@
       </w:pPr>
       <w:r>
         <w:rPr>
+          <w:rStyle w:val="Strong"/>
           <w:color w:val="444444"/>
         </w:rPr>
         <w:t> </w:t>
@@ -476,7 +530,7 @@
           <w:rStyle w:val="Strong"/>
           <w:color w:val="444444"/>
         </w:rPr>
-        <w:t>Explain the positive and negative aspects of the regulation.</w:t>
+        <w:t>Reflection part of your practicum experience. </w:t>
       </w:r>
     </w:p>
     <w:p>
@@ -493,20 +547,20 @@
           <w:rStyle w:val="Strong"/>
           <w:color w:val="444444"/>
         </w:rPr>
-        <w:t>Positive aspects:</w:t>
-      </w:r>
-      <w:r>
-        <w:rPr>
-          <w:color w:val="444444"/>
-        </w:rPr>
-        <w:t xml:space="preserve"> The adoption and use of health information technology-enabled patients to take a proactive interest in their health; the patient is more interested in their health; it has paved the way for the expansion of Health Information Exchanges and strengthened the privacy and security </w:t>
+        <w:t> </w:t>
+      </w:r>
+      <w:r>
+        <w:rPr>
+          <w:color w:val="444444"/>
+        </w:rPr>
+        <w:t xml:space="preserve">As a Nurse informaticist student, integrating reflection into my practicum is essential for continuous professional development. According to the Registered Nurses Association of Ontario (RNAO), Reflective practice is the ability to examine one’s actions and experiences with </w:t>
       </w:r>
       <w:r>
         <w:rPr>
           <w:color w:val="444444"/>
         </w:rPr>
         <w:lastRenderedPageBreak/>
-        <w:t>provisions of the Health Insurance Portability and Accountability Act of 1996 (HIPAA). (Alder, 2025) Financial incentives were provided by the government for the adoption of EHR.</w:t>
+        <w:t>the outcome of acquiring a new understanding and appreciation of the situation and developing one’s practice and clinical knowledge. It is associated with positive learner outcomes such as improved situational awareness, changed perspectives, and a greater appreciation for the value of their practice, it contributes to the development of new knowledge and skills and promotes higher levels of understanding. Reflective practice enables me to critically analyze clinical experiences, enhancing self-awareness and improving patient care. To support this, I will maintain a reflective journal, and document key experiences, challenges, and insights. By engaging in regular reflection, I aim to strengthen both my informatics skills and clinical judgment.</w:t>
       </w:r>
     </w:p>
     <w:p>
@@ -520,30 +574,9 @@
       </w:pPr>
       <w:r>
         <w:rPr>
-          <w:rStyle w:val="Strong"/>
-          <w:color w:val="444444"/>
-        </w:rPr>
-        <w:t>Negative aspects:</w:t>
-      </w:r>
-      <w:r>
-        <w:rPr>
-          <w:color w:val="444444"/>
-        </w:rPr>
-        <w:t xml:space="preserve"> There can be a disruption in workflow in the beginning, </w:t>
-      </w:r>
-      <w:proofErr w:type="gramStart"/>
-      <w:r>
-        <w:rPr>
-          <w:color w:val="444444"/>
-        </w:rPr>
-        <w:t>It</w:t>
-      </w:r>
-      <w:proofErr w:type="gramEnd"/>
-      <w:r>
-        <w:rPr>
-          <w:color w:val="444444"/>
-        </w:rPr>
-        <w:t xml:space="preserve"> can be a burden for small practices as they have to spend on training their staff, Pressure to meet the meaningful use metrics can lead to increased data entry, distracting health care workers from patient care.</w:t>
+          <w:color w:val="444444"/>
+        </w:rPr>
+        <w:t> </w:t>
       </w:r>
     </w:p>
     <w:p>
@@ -557,307 +590,109 @@
       </w:pPr>
       <w:r>
         <w:rPr>
+          <w:rStyle w:val="Strong"/>
+          <w:color w:val="444444"/>
+        </w:rPr>
+        <w:t>References:</w:t>
+      </w:r>
+    </w:p>
+    <w:p>
+      <w:pPr>
+        <w:pStyle w:val="NormalWeb"/>
+        <w:spacing w:before="0" w:beforeAutospacing="0" w:after="0" w:afterAutospacing="0" w:line="480" w:lineRule="auto"/>
+        <w:rPr>
+          <w:color w:val="444444"/>
+        </w:rPr>
+      </w:pPr>
+      <w:r>
+        <w:rPr>
+          <w:rStyle w:val="Strong"/>
           <w:color w:val="444444"/>
         </w:rPr>
         <w:t> </w:t>
       </w:r>
-    </w:p>
-    <w:p>
-      <w:pPr>
-        <w:pStyle w:val="NormalWeb"/>
-        <w:spacing w:before="180" w:beforeAutospacing="0" w:after="180" w:afterAutospacing="0" w:line="480" w:lineRule="auto"/>
-        <w:jc w:val="both"/>
-        <w:rPr>
-          <w:color w:val="444444"/>
-        </w:rPr>
-      </w:pPr>
-      <w:r>
-        <w:rPr>
-          <w:rStyle w:val="Strong"/>
-          <w:color w:val="444444"/>
-        </w:rPr>
-        <w:t>Explain how the facility from your experience evaluated compliance.</w:t>
-      </w:r>
-    </w:p>
-    <w:p>
-      <w:pPr>
-        <w:pStyle w:val="NormalWeb"/>
-        <w:spacing w:before="180" w:beforeAutospacing="0" w:after="180" w:afterAutospacing="0" w:line="480" w:lineRule="auto"/>
-        <w:jc w:val="both"/>
-        <w:rPr>
-          <w:color w:val="444444"/>
-        </w:rPr>
-      </w:pPr>
-      <w:r>
-        <w:rPr>
-          <w:color w:val="444444"/>
-        </w:rPr>
-        <w:t>Internal Audits were conducted focusing on Key performance indicator related to meaningful use of criteria to review patient records for completeness and sticking to MU requirements.</w:t>
-      </w:r>
-    </w:p>
-    <w:p>
-      <w:pPr>
-        <w:pStyle w:val="NormalWeb"/>
-        <w:spacing w:before="180" w:beforeAutospacing="0" w:after="180" w:afterAutospacing="0" w:line="480" w:lineRule="auto"/>
-        <w:jc w:val="both"/>
-        <w:rPr>
-          <w:color w:val="444444"/>
-        </w:rPr>
-      </w:pPr>
-      <w:r>
-        <w:rPr>
-          <w:color w:val="444444"/>
-        </w:rPr>
-        <w:t>The compliance team, which included IT staff and clinical representatives, regularly conducted reviews and simulations making sure the system was working as intended.</w:t>
-      </w:r>
-    </w:p>
-    <w:p>
-      <w:pPr>
-        <w:pStyle w:val="NormalWeb"/>
-        <w:spacing w:before="180" w:beforeAutospacing="0" w:after="180" w:afterAutospacing="0" w:line="480" w:lineRule="auto"/>
-        <w:jc w:val="both"/>
-        <w:rPr>
-          <w:color w:val="444444"/>
-        </w:rPr>
-      </w:pPr>
-      <w:r>
-        <w:rPr>
-          <w:color w:val="444444"/>
-        </w:rPr>
-        <w:t> </w:t>
-      </w:r>
-    </w:p>
-    <w:p>
-      <w:pPr>
-        <w:pStyle w:val="NormalWeb"/>
-        <w:spacing w:before="180" w:beforeAutospacing="0" w:after="180" w:afterAutospacing="0" w:line="480" w:lineRule="auto"/>
-        <w:jc w:val="both"/>
-        <w:rPr>
-          <w:color w:val="444444"/>
-        </w:rPr>
-      </w:pPr>
-      <w:r>
-        <w:rPr>
-          <w:rStyle w:val="Strong"/>
-          <w:color w:val="444444"/>
-        </w:rPr>
-        <w:t>Explain how HIT evaluation leads to improved healthcare outcomes</w:t>
-      </w:r>
-      <w:r>
-        <w:rPr>
-          <w:color w:val="444444"/>
-        </w:rPr>
-        <w:t>.</w:t>
-      </w:r>
-    </w:p>
-    <w:p>
-      <w:pPr>
-        <w:pStyle w:val="NormalWeb"/>
-        <w:spacing w:before="180" w:beforeAutospacing="0" w:after="180" w:afterAutospacing="0" w:line="480" w:lineRule="auto"/>
-        <w:jc w:val="both"/>
-        <w:rPr>
-          <w:color w:val="444444"/>
-        </w:rPr>
-      </w:pPr>
-      <w:r>
-        <w:rPr>
-          <w:color w:val="444444"/>
-        </w:rPr>
-        <w:t>Integrating clinical decision support tools in the EHR will access real-time reminders and alerts to improve medication management and adherence to evidence-based guidelines, leading to better patient outcomes.</w:t>
-      </w:r>
-    </w:p>
-    <w:p>
-      <w:pPr>
-        <w:pStyle w:val="NormalWeb"/>
-        <w:spacing w:before="180" w:beforeAutospacing="0" w:after="180" w:afterAutospacing="0" w:line="480" w:lineRule="auto"/>
-        <w:jc w:val="both"/>
-        <w:rPr>
-          <w:color w:val="444444"/>
-        </w:rPr>
-      </w:pPr>
-      <w:r>
-        <w:rPr>
-          <w:color w:val="444444"/>
-        </w:rPr>
-        <w:t>Integrating interoperability in EHR will facilitate better coordination of care between different healthcare organizations and healthcare providers, leading to improved patient continuity.</w:t>
-      </w:r>
-    </w:p>
-    <w:p>
-      <w:pPr>
-        <w:pStyle w:val="NormalWeb"/>
-        <w:spacing w:before="180" w:beforeAutospacing="0" w:after="180" w:afterAutospacing="0" w:line="480" w:lineRule="auto"/>
-        <w:jc w:val="both"/>
-        <w:rPr>
-          <w:color w:val="444444"/>
-        </w:rPr>
-      </w:pPr>
-      <w:r>
-        <w:rPr>
-          <w:color w:val="444444"/>
-        </w:rPr>
-        <w:t>Evaluation can be done to identify any technological glitches or any other issues, which can then be resolved to streamline care processes. I</w:t>
-      </w:r>
-    </w:p>
-    <w:p>
-      <w:pPr>
-        <w:pStyle w:val="NormalWeb"/>
-        <w:spacing w:before="180" w:beforeAutospacing="0" w:after="180" w:afterAutospacing="0" w:line="480" w:lineRule="auto"/>
-        <w:jc w:val="both"/>
-        <w:rPr>
-          <w:color w:val="444444"/>
-        </w:rPr>
-      </w:pPr>
-      <w:r>
-        <w:rPr>
-          <w:color w:val="444444"/>
-        </w:rPr>
-        <w:lastRenderedPageBreak/>
-        <w:t> </w:t>
-      </w:r>
-    </w:p>
-    <w:p>
-      <w:pPr>
-        <w:pStyle w:val="NormalWeb"/>
-        <w:spacing w:before="180" w:beforeAutospacing="0" w:after="180" w:afterAutospacing="0" w:line="480" w:lineRule="auto"/>
-        <w:jc w:val="both"/>
-        <w:rPr>
-          <w:color w:val="444444"/>
-        </w:rPr>
-      </w:pPr>
-      <w:r>
-        <w:rPr>
-          <w:color w:val="444444"/>
-        </w:rPr>
-        <w:t> </w:t>
-      </w:r>
-    </w:p>
-    <w:p>
-      <w:pPr>
-        <w:pStyle w:val="NormalWeb"/>
-        <w:spacing w:before="180" w:beforeAutospacing="0" w:after="180" w:afterAutospacing="0" w:line="480" w:lineRule="auto"/>
-        <w:jc w:val="both"/>
-        <w:rPr>
-          <w:color w:val="444444"/>
-        </w:rPr>
-      </w:pPr>
-      <w:r>
-        <w:rPr>
-          <w:rStyle w:val="Strong"/>
-          <w:color w:val="444444"/>
-        </w:rPr>
-        <w:t>References:</w:t>
-      </w:r>
-    </w:p>
-    <w:p>
-      <w:pPr>
-        <w:pStyle w:val="NormalWeb"/>
-        <w:spacing w:before="180" w:beforeAutospacing="0" w:after="180" w:afterAutospacing="0" w:line="480" w:lineRule="auto"/>
-        <w:jc w:val="both"/>
-        <w:rPr>
-          <w:color w:val="444444"/>
-        </w:rPr>
-      </w:pPr>
-      <w:r>
-        <w:rPr>
-          <w:color w:val="444444"/>
-        </w:rPr>
-        <w:t>Alder, S. (2025, January 2). What is the Hitech Act? 2025 update.</w:t>
-      </w:r>
-    </w:p>
-    <w:p>
-      <w:pPr>
-        <w:pStyle w:val="NormalWeb"/>
-        <w:spacing w:before="0" w:beforeAutospacing="0" w:after="0" w:afterAutospacing="0" w:line="480" w:lineRule="auto"/>
-        <w:jc w:val="both"/>
-        <w:rPr>
-          <w:color w:val="444444"/>
-        </w:rPr>
-      </w:pPr>
+      <w:proofErr w:type="spellStart"/>
+      <w:r>
+        <w:rPr>
+          <w:color w:val="444444"/>
+        </w:rPr>
+        <w:t>Ahn</w:t>
+      </w:r>
+      <w:proofErr w:type="spellEnd"/>
+      <w:r>
+        <w:rPr>
+          <w:color w:val="444444"/>
+        </w:rPr>
+        <w:t>, Y.-H., &amp; Choi, J. (2019, February). </w:t>
+      </w:r>
       <w:hyperlink r:id="rId7" w:tgtFrame="_blank" w:history="1">
         <w:r>
           <w:rPr>
             <w:rStyle w:val="Hyperlink"/>
           </w:rPr>
-          <w:t>https://www.hipaajournal.com/what-is-the-hitech-act/</w:t>
+          <w:t>Incivility experiences in clinical practicum education among nursing studentsLinks to an external site.</w:t>
         </w:r>
         <w:r>
           <w:rPr>
             <w:rStyle w:val="screenreader-only"/>
             <w:color w:val="0000FF"/>
-            <w:u w:val="single"/>
             <w:bdr w:val="none" w:sz="0" w:space="0" w:color="auto" w:frame="1"/>
           </w:rPr>
           <w:t>Links to an external site.</w:t>
         </w:r>
       </w:hyperlink>
-    </w:p>
-    <w:p>
-      <w:pPr>
-        <w:pStyle w:val="NormalWeb"/>
-        <w:spacing w:before="180" w:beforeAutospacing="0" w:after="180" w:afterAutospacing="0" w:line="480" w:lineRule="auto"/>
-        <w:jc w:val="both"/>
-        <w:rPr>
-          <w:color w:val="444444"/>
-        </w:rPr>
-      </w:pPr>
+      <w:r>
+        <w:rPr>
+          <w:color w:val="444444"/>
+        </w:rPr>
+        <w:t>. </w:t>
+      </w:r>
       <w:r>
         <w:rPr>
           <w:rStyle w:val="Emphasis"/>
           <w:color w:val="444444"/>
         </w:rPr>
-        <w:t> </w:t>
-      </w:r>
-    </w:p>
-    <w:p>
-      <w:pPr>
-        <w:pStyle w:val="NormalWeb"/>
-        <w:spacing w:before="180" w:beforeAutospacing="0" w:after="180" w:afterAutospacing="0" w:line="480" w:lineRule="auto"/>
-        <w:jc w:val="both"/>
-        <w:rPr>
-          <w:color w:val="444444"/>
-        </w:rPr>
-      </w:pPr>
+        <w:t xml:space="preserve">Nurse Education </w:t>
+      </w:r>
+      <w:proofErr w:type="gramStart"/>
       <w:r>
         <w:rPr>
           <w:rStyle w:val="Emphasis"/>
           <w:color w:val="444444"/>
         </w:rPr>
-        <w:t>Meaningful use: Electronic health record (EHR) incentive programs</w:t>
-      </w:r>
-      <w:r>
-        <w:rPr>
-          <w:color w:val="444444"/>
-        </w:rPr>
-        <w:t>. American Medical Association. (n.d.).</w:t>
-      </w:r>
-    </w:p>
-    <w:p>
-      <w:pPr>
-        <w:pStyle w:val="NormalWeb"/>
-        <w:spacing w:before="0" w:beforeAutospacing="0" w:after="0" w:afterAutospacing="0" w:line="480" w:lineRule="auto"/>
-        <w:jc w:val="both"/>
-        <w:rPr>
-          <w:color w:val="444444"/>
-        </w:rPr>
-      </w:pPr>
-      <w:r>
-        <w:rPr>
-          <w:color w:val="444444"/>
-        </w:rPr>
-        <w:t> </w:t>
+        <w:t>Today</w:t>
+      </w:r>
+      <w:r>
+        <w:rPr>
+          <w:color w:val="444444"/>
+        </w:rPr>
+        <w:t> ,</w:t>
+      </w:r>
+      <w:proofErr w:type="gramEnd"/>
+      <w:r>
+        <w:rPr>
+          <w:rStyle w:val="Emphasis"/>
+          <w:color w:val="444444"/>
+        </w:rPr>
+        <w:t> 73, </w:t>
+      </w:r>
+      <w:r>
+        <w:rPr>
+          <w:color w:val="444444"/>
+        </w:rPr>
+        <w:t> 48–53. </w:t>
       </w:r>
       <w:hyperlink r:id="rId8" w:tgtFrame="_blank" w:history="1">
         <w:r>
           <w:rPr>
             <w:rStyle w:val="Hyperlink"/>
           </w:rPr>
-          <w:t>https://www.ama-assn.org/practice-management/medicare-medicaid/meaningful-use-electronic-health-record-ehr-incentive</w:t>
+          <w:t>https://doi.org/10.1016/j.nedt.2018.11.015</w:t>
         </w:r>
         <w:r>
           <w:rPr>
             <w:rStyle w:val="screenreader-only"/>
             <w:color w:val="0000FF"/>
-            <w:u w:val="single"/>
             <w:bdr w:val="none" w:sz="0" w:space="0" w:color="auto" w:frame="1"/>
           </w:rPr>
           <w:t>Links to an external site.</w:t>
@@ -867,169 +702,121 @@
     <w:p>
       <w:pPr>
         <w:pStyle w:val="NormalWeb"/>
-        <w:spacing w:before="180" w:beforeAutospacing="0" w:after="180" w:afterAutospacing="0" w:line="480" w:lineRule="auto"/>
-        <w:jc w:val="both"/>
-        <w:rPr>
-          <w:color w:val="444444"/>
-        </w:rPr>
-      </w:pPr>
-      <w:r>
-        <w:rPr>
-          <w:color w:val="444444"/>
-        </w:rPr>
-        <w:t> </w:t>
-      </w:r>
-    </w:p>
-    <w:p>
-      <w:pPr>
-        <w:pStyle w:val="NormalWeb"/>
-        <w:spacing w:before="180" w:beforeAutospacing="0" w:after="180" w:afterAutospacing="0" w:line="480" w:lineRule="auto"/>
-        <w:jc w:val="both"/>
-        <w:rPr>
-          <w:color w:val="444444"/>
-        </w:rPr>
-      </w:pPr>
-      <w:r>
-        <w:rPr>
-          <w:color w:val="444444"/>
-        </w:rPr>
-        <w:t xml:space="preserve">Trout, K. E., Chen, L.-W., Wilson, F. A., </w:t>
+        <w:spacing w:before="0" w:beforeAutospacing="0" w:after="0" w:afterAutospacing="0" w:line="480" w:lineRule="auto"/>
+        <w:rPr>
+          <w:color w:val="444444"/>
+        </w:rPr>
+      </w:pPr>
+      <w:r>
+        <w:rPr>
+          <w:color w:val="444444"/>
+        </w:rPr>
+        <w:t xml:space="preserve">Feller, L. M., Fisher, M., Larson, J., &amp; </w:t>
       </w:r>
       <w:proofErr w:type="spellStart"/>
       <w:r>
         <w:rPr>
           <w:color w:val="444444"/>
         </w:rPr>
-        <w:t>Tak</w:t>
+        <w:t>Schweinle</w:t>
       </w:r>
       <w:proofErr w:type="spellEnd"/>
       <w:r>
         <w:rPr>
           <w:color w:val="444444"/>
         </w:rPr>
-        <w:t>, H. J., &amp; Palm, D. (2022, September 30). </w:t>
-      </w:r>
-      <w:r>
-        <w:rPr>
-          <w:rStyle w:val="Emphasis"/>
-          <w:color w:val="444444"/>
-        </w:rPr>
-        <w:t>The impact of meaningful use and electronic health records on Hospital Patient Safety</w:t>
-      </w:r>
-      <w:r>
-        <w:rPr>
-          <w:color w:val="444444"/>
-        </w:rPr>
-        <w:t>. International journal of environmental research and public health.</w:t>
-      </w:r>
-    </w:p>
-    <w:p>
-      <w:pPr>
-        <w:pStyle w:val="NormalWeb"/>
-        <w:spacing w:before="0" w:beforeAutospacing="0" w:after="0" w:afterAutospacing="0" w:line="480" w:lineRule="auto"/>
-        <w:jc w:val="both"/>
-        <w:rPr>
-          <w:color w:val="444444"/>
-        </w:rPr>
-      </w:pPr>
+        <w:t>, W. (2019). </w:t>
+      </w:r>
       <w:hyperlink r:id="rId9" w:tgtFrame="_blank" w:history="1">
         <w:r>
           <w:rPr>
             <w:rStyle w:val="Hyperlink"/>
           </w:rPr>
-          <w:t>https://pmc.ncbi.nlm.nih.gov/articles/PMC9564815/</w:t>
+          <w:t>Nursing students’ professional value development: Can we do better?Links to an external site.</w:t>
         </w:r>
         <w:r>
           <w:rPr>
             <w:rStyle w:val="screenreader-only"/>
             <w:color w:val="0000FF"/>
-            <w:u w:val="single"/>
             <w:bdr w:val="none" w:sz="0" w:space="0" w:color="auto" w:frame="1"/>
           </w:rPr>
           <w:t>Links to an external site.</w:t>
         </w:r>
       </w:hyperlink>
-    </w:p>
-    <w:p>
-      <w:pPr>
-        <w:pStyle w:val="NormalWeb"/>
-        <w:spacing w:before="180" w:beforeAutospacing="0" w:after="180" w:afterAutospacing="0" w:line="480" w:lineRule="auto"/>
-        <w:jc w:val="both"/>
-        <w:rPr>
-          <w:color w:val="444444"/>
-        </w:rPr>
-      </w:pPr>
       <w:r>
         <w:rPr>
           <w:color w:val="444444"/>
         </w:rPr>
         <w:t> </w:t>
       </w:r>
-    </w:p>
-    <w:p>
-      <w:pPr>
-        <w:pStyle w:val="NormalWeb"/>
-        <w:spacing w:before="180" w:beforeAutospacing="0" w:after="180" w:afterAutospacing="0" w:line="480" w:lineRule="auto"/>
-        <w:jc w:val="both"/>
-        <w:rPr>
-          <w:color w:val="444444"/>
-        </w:rPr>
-      </w:pPr>
-      <w:r>
-        <w:rPr>
-          <w:color w:val="444444"/>
-        </w:rPr>
-        <w:t xml:space="preserve">Yen, P.-Y., </w:t>
-      </w:r>
+      <w:r>
+        <w:rPr>
+          <w:rStyle w:val="Emphasis"/>
+          <w:color w:val="444444"/>
+        </w:rPr>
+        <w:t>Nursing Education Perspectives, 40</w:t>
+      </w:r>
+      <w:r>
+        <w:rPr>
+          <w:color w:val="444444"/>
+        </w:rPr>
+        <w:t> (6), 317–321. https://dx.doi.org/10.1097/01.NEP.0000000000000504</w:t>
+      </w:r>
+    </w:p>
+    <w:p>
+      <w:pPr>
+        <w:pStyle w:val="NormalWeb"/>
+        <w:spacing w:before="0" w:beforeAutospacing="0" w:after="0" w:afterAutospacing="0" w:line="480" w:lineRule="auto"/>
+        <w:rPr>
+          <w:color w:val="444444"/>
+        </w:rPr>
+      </w:pPr>
       <w:proofErr w:type="spellStart"/>
       <w:r>
         <w:rPr>
-          <w:color w:val="444444"/>
-        </w:rPr>
-        <w:t>McAlearney</w:t>
+          <w:rStyle w:val="Strong"/>
+          <w:color w:val="444444"/>
+        </w:rPr>
+        <w:t>Mentorink</w:t>
       </w:r>
       <w:proofErr w:type="spellEnd"/>
       <w:r>
         <w:rPr>
-          <w:color w:val="444444"/>
-        </w:rPr>
-        <w:t>, A. S., Sieck, C. J., Hefner, J. L., &amp; Huerta, T. R. (2017, September 7). </w:t>
+          <w:rStyle w:val="Strong"/>
+          <w:color w:val="444444"/>
+        </w:rPr>
+        <w:t>. (2024, August 6).</w:t>
+      </w:r>
+      <w:r>
+        <w:rPr>
+          <w:color w:val="444444"/>
+        </w:rPr>
+        <w:t> </w:t>
       </w:r>
       <w:r>
         <w:rPr>
           <w:rStyle w:val="Emphasis"/>
           <w:color w:val="444444"/>
         </w:rPr>
-        <w:t>Health Information Technology (HIT) adaptation: Refocusing on the journey to successful hit implementation</w:t>
-      </w:r>
-      <w:r>
-        <w:rPr>
-          <w:color w:val="444444"/>
-        </w:rPr>
-        <w:t>. JMIR medical informatics.</w:t>
-      </w:r>
-    </w:p>
-    <w:p>
-      <w:pPr>
-        <w:pStyle w:val="NormalWeb"/>
-        <w:spacing w:before="0" w:beforeAutospacing="0" w:after="0" w:afterAutospacing="0" w:line="480" w:lineRule="auto"/>
-        <w:jc w:val="both"/>
-        <w:rPr>
-          <w:color w:val="444444"/>
-        </w:rPr>
-      </w:pPr>
+        <w:t>Career aspirations: A roadmap to achievement.</w:t>
+      </w:r>
+      <w:r>
+        <w:rPr>
+          <w:color w:val="444444"/>
+        </w:rPr>
+        <w:t> Mentorink. </w:t>
+      </w:r>
       <w:hyperlink r:id="rId10" w:tgtFrame="_blank" w:history="1">
         <w:r>
           <w:rPr>
             <w:rStyle w:val="Hyperlink"/>
           </w:rPr>
-          <w:t>https://pmc.ncbi.nlm.nih.gov/articles/PMC5608986/</w:t>
+          <w:t>https://www.mentorink.com/blog/career-aspirations/</w:t>
         </w:r>
         <w:r>
           <w:rPr>
             <w:rStyle w:val="screenreader-only"/>
             <w:color w:val="0000FF"/>
-            <w:u w:val="single"/>
             <w:bdr w:val="none" w:sz="0" w:space="0" w:color="auto" w:frame="1"/>
           </w:rPr>
           <w:t>Links to an external site.</w:t>
@@ -1039,51 +826,106 @@
     <w:p>
       <w:pPr>
         <w:pStyle w:val="NormalWeb"/>
+        <w:spacing w:before="180" w:beforeAutospacing="0" w:after="180" w:afterAutospacing="0" w:line="480" w:lineRule="auto"/>
+        <w:rPr>
+          <w:color w:val="444444"/>
+        </w:rPr>
+      </w:pPr>
+      <w:r>
+        <w:rPr>
+          <w:color w:val="444444"/>
+        </w:rPr>
+        <w:t>Registered Nurses' Association of Ontario. (n.d.). </w:t>
+      </w:r>
+      <w:r>
+        <w:rPr>
+          <w:rStyle w:val="Emphasis"/>
+          <w:color w:val="444444"/>
+        </w:rPr>
+        <w:t>Importance of reflective practice for educators and students</w:t>
+      </w:r>
+      <w:r>
+        <w:rPr>
+          <w:color w:val="444444"/>
+        </w:rPr>
+        <w:t>. MHA Resource.</w:t>
+      </w:r>
+    </w:p>
+    <w:p>
+      <w:pPr>
+        <w:pStyle w:val="NormalWeb"/>
         <w:spacing w:before="0" w:beforeAutospacing="0" w:after="0" w:afterAutospacing="0" w:line="480" w:lineRule="auto"/>
-        <w:jc w:val="both"/>
-        <w:rPr>
-          <w:color w:val="444444"/>
-        </w:rPr>
-      </w:pPr>
-    </w:p>
-    <w:p>
-      <w:pPr>
-        <w:pStyle w:val="NormalWeb"/>
-        <w:spacing w:before="0" w:beforeAutospacing="0" w:after="0" w:afterAutospacing="0" w:line="480" w:lineRule="auto"/>
-        <w:jc w:val="both"/>
-        <w:rPr>
-          <w:color w:val="444444"/>
-        </w:rPr>
-      </w:pPr>
-    </w:p>
-    <w:p>
-      <w:pPr>
-        <w:spacing w:line="480" w:lineRule="auto"/>
-        <w:jc w:val="both"/>
-        <w:rPr>
-          <w:rFonts w:ascii="Times New Roman" w:hAnsi="Times New Roman" w:cs="Times New Roman"/>
-          <w:color w:val="444444"/>
-        </w:rPr>
-      </w:pPr>
-      <w:hyperlink r:id="rId11" w:history="1">
+        <w:rPr>
+          <w:color w:val="444444"/>
+        </w:rPr>
+      </w:pPr>
+      <w:r>
+        <w:rPr>
+          <w:color w:val="444444"/>
+        </w:rPr>
+        <w:lastRenderedPageBreak/>
+        <w:t> </w:t>
+      </w:r>
+      <w:hyperlink r:id="rId11" w:tgtFrame="_blank" w:history="1">
+        <w:r>
+          <w:rPr>
+            <w:rStyle w:val="Hyperlink"/>
+          </w:rPr>
+          <w:t>https://mharesource.rnao.ca/section-three/importance-reflective-practice-educators-and-students</w:t>
+        </w:r>
         <w:r>
           <w:rPr>
             <w:rStyle w:val="screenreader-only"/>
-            <w:rFonts w:ascii="Times New Roman" w:hAnsi="Times New Roman" w:cs="Times New Roman"/>
             <w:color w:val="0000FF"/>
             <w:bdr w:val="none" w:sz="0" w:space="0" w:color="auto" w:frame="1"/>
-            <w:shd w:val="clear" w:color="auto" w:fill="FFFFFF"/>
           </w:rPr>
-          <w:t>Response</w:t>
+          <w:t>Links to an external site.</w:t>
         </w:r>
       </w:hyperlink>
-      <w:r>
-        <w:rPr>
-          <w:rFonts w:ascii="Times New Roman" w:hAnsi="Times New Roman" w:cs="Times New Roman"/>
-          <w:color w:val="444444"/>
-        </w:rPr>
-        <w:t xml:space="preserve"> 1</w:t>
-      </w:r>
+    </w:p>
+    <w:p>
+      <w:pPr>
+        <w:pStyle w:val="NormalWeb"/>
+        <w:spacing w:before="0" w:beforeAutospacing="0" w:after="0" w:afterAutospacing="0" w:line="480" w:lineRule="auto"/>
+        <w:jc w:val="both"/>
+        <w:rPr>
+          <w:b/>
+          <w:bCs/>
+          <w:color w:val="444444"/>
+        </w:rPr>
+      </w:pPr>
+      <w:r>
+        <w:rPr>
+          <w:b/>
+          <w:bCs/>
+          <w:color w:val="444444"/>
+        </w:rPr>
+        <w:t>Response1:</w:t>
+      </w:r>
+    </w:p>
+    <w:p>
+      <w:pPr>
+        <w:pStyle w:val="NormalWeb"/>
+        <w:spacing w:before="0" w:beforeAutospacing="0" w:after="0" w:afterAutospacing="0" w:line="480" w:lineRule="auto"/>
+        <w:jc w:val="both"/>
+        <w:rPr>
+          <w:color w:val="444444"/>
+        </w:rPr>
+      </w:pPr>
+      <w:r>
+        <w:rPr>
+          <w:color w:val="444444"/>
+        </w:rPr>
+        <w:t xml:space="preserve">Hello </w:t>
+      </w:r>
+      <w:proofErr w:type="spellStart"/>
+      <w:r>
+        <w:rPr>
+          <w:color w:val="444444"/>
+        </w:rPr>
+        <w:t>Arit</w:t>
+      </w:r>
+      <w:proofErr w:type="spellEnd"/>
     </w:p>
     <w:p>
       <w:pPr>
@@ -1098,21 +940,7 @@
         <w:rPr>
           <w:color w:val="444444"/>
         </w:rPr>
-        <w:t xml:space="preserve">Hello </w:t>
-      </w:r>
-      <w:proofErr w:type="spellStart"/>
-      <w:r>
-        <w:rPr>
-          <w:color w:val="444444"/>
-        </w:rPr>
-        <w:t>Angelene</w:t>
-      </w:r>
-      <w:proofErr w:type="spellEnd"/>
-      <w:r>
-        <w:rPr>
-          <w:color w:val="444444"/>
-        </w:rPr>
-        <w:t>,</w:t>
+        <w:t>Thank you for the informative post. To align with your aspiration of becoming a leader in nursing informatics and maximizing your practicum experience, setting clear structured learning goals can be used to deepen and broaden your knowledge. This can be achieved by focusing on leadership competencies such as strategic decision-making, change management, and system thinking. Using SMART goals for tracking progress in key areas such as workflow integration, data analytics, and stakeholder engagement can play a crucial role in achieving clear, structured learning goals. SMART goals are a goal-setting framework that is designed to bring clarity and structure to our objectives. The acronym stands for Specific, Measurable, Achievable, Relevant, and Time-bound which make goals actionable and effective.</w:t>
       </w:r>
     </w:p>
     <w:p>
@@ -1128,7 +956,7 @@
         <w:rPr>
           <w:color w:val="444444"/>
         </w:rPr>
-        <w:t>Great post, I do agree that Meaningful Use requires the facility to implement measures, such as computerized physician order entry (CPOE), clinical decision support (CDS), as well as patient electronic health record access. I have experience with both paper documentation as well as electronic documentation that was not equipped with all the features and currently, I work in a hospital that has EHR equipped with all the features available.</w:t>
+        <w:t> </w:t>
       </w:r>
     </w:p>
     <w:p>
@@ -1144,22 +972,52 @@
         <w:rPr>
           <w:color w:val="444444"/>
         </w:rPr>
-        <w:t xml:space="preserve">Healthcare facilities can effectively address the regulatory impacts of Meaningful Use requirements while optimizing patient care and provider efficiency </w:t>
-      </w:r>
-      <w:proofErr w:type="gramStart"/>
-      <w:r>
-        <w:rPr>
-          <w:color w:val="444444"/>
-        </w:rPr>
-        <w:t>through the use of</w:t>
-      </w:r>
-      <w:proofErr w:type="gramEnd"/>
-      <w:r>
-        <w:rPr>
-          <w:color w:val="444444"/>
-        </w:rPr>
-        <w:t xml:space="preserve"> CPOE, CDS, and patient portal access. According to healthit.gov, CPOE can help organizations reduce errors by ensuring that the providers produce standard, legible, and complete orders. Its built-in clinical decision support tool can check for drug interaction, allergies, and potentially other problems. Some orders may require pre-approvals from insurance plans. CPOE, when integrated with an electronic practice management system, can flag orders that require pre-approval, assisting with a reduction of denied insurance claims and improving reimbursements. It is safer and more effective for providers and patients.</w:t>
-      </w:r>
+        <w:t>Reference:</w:t>
+      </w:r>
+    </w:p>
+    <w:p>
+      <w:pPr>
+        <w:pStyle w:val="NormalWeb"/>
+        <w:spacing w:before="0" w:beforeAutospacing="0" w:after="0" w:afterAutospacing="0" w:line="480" w:lineRule="auto"/>
+        <w:rPr>
+          <w:color w:val="444444"/>
+        </w:rPr>
+      </w:pPr>
+      <w:r>
+        <w:rPr>
+          <w:color w:val="444444"/>
+        </w:rPr>
+        <w:t>South University Career Center. (2025, February 11). </w:t>
+      </w:r>
+      <w:r>
+        <w:rPr>
+          <w:rStyle w:val="Emphasis"/>
+          <w:color w:val="444444"/>
+        </w:rPr>
+        <w:t>Nursing SMART goals examples to inspire your next steps</w:t>
+      </w:r>
+      <w:r>
+        <w:rPr>
+          <w:color w:val="444444"/>
+        </w:rPr>
+        <w:t>. South University. </w:t>
+      </w:r>
+      <w:hyperlink r:id="rId12" w:tgtFrame="_blank" w:history="1">
+        <w:r>
+          <w:rPr>
+            <w:rStyle w:val="Hyperlink"/>
+          </w:rPr>
+          <w:t>https://careercenter.southuniversity.edu/blog/2025/02/11/nursing-smart-goals-examples-to-inspire-your-next-steps/</w:t>
+        </w:r>
+        <w:r>
+          <w:rPr>
+            <w:rStyle w:val="screenreader-only"/>
+            <w:color w:val="0000FF"/>
+            <w:bdr w:val="none" w:sz="0" w:space="0" w:color="auto" w:frame="1"/>
+          </w:rPr>
+          <w:t>Links to an external site.</w:t>
+        </w:r>
+      </w:hyperlink>
     </w:p>
     <w:p>
       <w:pPr>
@@ -1174,14 +1032,7 @@
         <w:rPr>
           <w:color w:val="444444"/>
         </w:rPr>
-        <w:t xml:space="preserve">My recommendation from my experience would be to provide comprehensive staff training and design specific training for doctors, nurses, and other staff to address unique workflows and needs. </w:t>
-      </w:r>
-      <w:r>
-        <w:rPr>
-          <w:color w:val="444444"/>
-        </w:rPr>
-        <w:lastRenderedPageBreak/>
-        <w:t>I would suggest hands-on practice navigating the system, utilizing CDS features, and entering orders.</w:t>
+        <w:t>  </w:t>
       </w:r>
     </w:p>
     <w:p>
@@ -1190,15 +1041,11 @@
         <w:spacing w:before="180" w:beforeAutospacing="0" w:after="180" w:afterAutospacing="0" w:line="480" w:lineRule="auto"/>
         <w:jc w:val="both"/>
         <w:rPr>
-          <w:color w:val="444444"/>
-        </w:rPr>
-      </w:pPr>
-      <w:r>
-        <w:rPr>
-          <w:color w:val="444444"/>
-        </w:rPr>
-        <w:t> </w:t>
-      </w:r>
+          <w:b/>
+          <w:bCs/>
+          <w:color w:val="444444"/>
+        </w:rPr>
+      </w:pPr>
     </w:p>
     <w:p>
       <w:pPr>
@@ -1206,16 +1053,11 @@
         <w:spacing w:before="180" w:beforeAutospacing="0" w:after="180" w:afterAutospacing="0" w:line="480" w:lineRule="auto"/>
         <w:jc w:val="both"/>
         <w:rPr>
-          <w:color w:val="444444"/>
-        </w:rPr>
-      </w:pPr>
-      <w:r>
-        <w:rPr>
-          <w:rStyle w:val="Strong"/>
-          <w:color w:val="444444"/>
-        </w:rPr>
-        <w:t>References:</w:t>
-      </w:r>
+          <w:b/>
+          <w:bCs/>
+          <w:color w:val="444444"/>
+        </w:rPr>
+      </w:pPr>
     </w:p>
     <w:p>
       <w:pPr>
@@ -1223,37 +1065,11 @@
         <w:spacing w:before="180" w:beforeAutospacing="0" w:after="180" w:afterAutospacing="0" w:line="480" w:lineRule="auto"/>
         <w:jc w:val="both"/>
         <w:rPr>
-          <w:color w:val="444444"/>
-        </w:rPr>
-      </w:pPr>
-      <w:r>
-        <w:rPr>
-          <w:rStyle w:val="Emphasis"/>
-          <w:color w:val="444444"/>
-        </w:rPr>
-        <w:t xml:space="preserve">What is Computerized Provider Order </w:t>
-      </w:r>
-      <w:proofErr w:type="gramStart"/>
-      <w:r>
-        <w:rPr>
-          <w:rStyle w:val="Emphasis"/>
-          <w:color w:val="444444"/>
-        </w:rPr>
-        <w:t>Entry?</w:t>
-      </w:r>
-      <w:r>
-        <w:rPr>
-          <w:color w:val="444444"/>
-        </w:rPr>
-        <w:t>.</w:t>
-      </w:r>
-      <w:proofErr w:type="gramEnd"/>
-      <w:r>
-        <w:rPr>
-          <w:color w:val="444444"/>
-        </w:rPr>
-        <w:t xml:space="preserve"> HealthIT.gov. (2018, March 21). https://www.healthit.gov/faq/what-computerized-provider-order-entry#:~:text=Computerized%20Provider%20Order%20Entry%3A%20The,paper%2C%20fax%2C%20or%20telephone.</w:t>
-      </w:r>
+          <w:b/>
+          <w:bCs/>
+          <w:color w:val="444444"/>
+        </w:rPr>
+      </w:pPr>
     </w:p>
     <w:p>
       <w:pPr>
@@ -1261,14 +1077,18 @@
         <w:spacing w:before="180" w:beforeAutospacing="0" w:after="180" w:afterAutospacing="0" w:line="480" w:lineRule="auto"/>
         <w:jc w:val="both"/>
         <w:rPr>
-          <w:color w:val="444444"/>
-        </w:rPr>
-      </w:pPr>
-      <w:r>
-        <w:rPr>
-          <w:color w:val="444444"/>
-        </w:rPr>
-        <w:t> </w:t>
+          <w:b/>
+          <w:bCs/>
+          <w:color w:val="444444"/>
+        </w:rPr>
+      </w:pPr>
+      <w:r>
+        <w:rPr>
+          <w:b/>
+          <w:bCs/>
+          <w:color w:val="444444"/>
+        </w:rPr>
+        <w:t>Response 2</w:t>
       </w:r>
     </w:p>
     <w:p>
@@ -1284,7 +1104,7 @@
         <w:rPr>
           <w:color w:val="444444"/>
         </w:rPr>
-        <w:t> </w:t>
+        <w:t>Hello Donnell</w:t>
       </w:r>
     </w:p>
     <w:p>
@@ -1300,7 +1120,21 @@
         <w:rPr>
           <w:color w:val="444444"/>
         </w:rPr>
-        <w:t> </w:t>
+        <w:t>Observing and participating in real-world projects will allow us to apply theoretical knowledge in a practical setting and bridge the gap between coursework and actual practice. Workshops and seminars provided by the practicum site can help expand knowledge and prepare for roles in nursing informatics. Regular feedback from mentors, reflecting on challenges, and documenting progress in a professional portfolio will help solidify learning and showcase our growing expertise. Regularly asking preceptor and team members for feedback on performance, communication, and technical skills will continuously refine our approach. With advanced communication skills, a skilled feedback culture has proven to be critical in ongoing professional development. (</w:t>
+      </w:r>
+      <w:proofErr w:type="spellStart"/>
+      <w:r>
+        <w:rPr>
+          <w:color w:val="444444"/>
+        </w:rPr>
+        <w:t>Ammentorp</w:t>
+      </w:r>
+      <w:proofErr w:type="spellEnd"/>
+      <w:r>
+        <w:rPr>
+          <w:color w:val="444444"/>
+        </w:rPr>
+        <w:t xml:space="preserve"> et al., 2022)</w:t>
       </w:r>
     </w:p>
     <w:p>
@@ -1321,23 +1155,6 @@
     </w:p>
     <w:p>
       <w:pPr>
-        <w:spacing w:line="480" w:lineRule="auto"/>
-        <w:jc w:val="both"/>
-        <w:rPr>
-          <w:rFonts w:ascii="Times New Roman" w:hAnsi="Times New Roman" w:cs="Times New Roman"/>
-          <w:color w:val="444444"/>
-        </w:rPr>
-      </w:pPr>
-      <w:r>
-        <w:rPr>
-          <w:rFonts w:ascii="Times New Roman" w:hAnsi="Times New Roman" w:cs="Times New Roman"/>
-          <w:color w:val="666666"/>
-        </w:rPr>
-        <w:t>Response2</w:t>
-      </w:r>
-    </w:p>
-    <w:p>
-      <w:pPr>
         <w:pStyle w:val="NormalWeb"/>
         <w:spacing w:before="180" w:beforeAutospacing="0" w:after="180" w:afterAutospacing="0" w:line="480" w:lineRule="auto"/>
         <w:jc w:val="both"/>
@@ -1347,9 +1164,10 @@
       </w:pPr>
       <w:r>
         <w:rPr>
-          <w:color w:val="444444"/>
-        </w:rPr>
-        <w:t>Hello April,</w:t>
+          <w:rStyle w:val="Strong"/>
+          <w:color w:val="444444"/>
+        </w:rPr>
+        <w:t>References:</w:t>
       </w:r>
     </w:p>
     <w:p>
@@ -1361,145 +1179,38 @@
           <w:color w:val="444444"/>
         </w:rPr>
       </w:pPr>
-      <w:r>
-        <w:rPr>
-          <w:color w:val="444444"/>
-        </w:rPr>
-        <w:t>Meaningful use requirements drive the EHR system. When transitioning from paper to EHR, compliance with specific criteria such as CPOE and CDS, as well as patient access is important.</w:t>
-      </w:r>
-    </w:p>
-    <w:p>
-      <w:pPr>
-        <w:pStyle w:val="NormalWeb"/>
-        <w:spacing w:before="180" w:beforeAutospacing="0" w:after="180" w:afterAutospacing="0" w:line="480" w:lineRule="auto"/>
-        <w:jc w:val="both"/>
-        <w:rPr>
-          <w:color w:val="444444"/>
-        </w:rPr>
-      </w:pPr>
-      <w:r>
-        <w:rPr>
-          <w:color w:val="444444"/>
-        </w:rPr>
-        <w:t xml:space="preserve">CDSSs can integrate data from multiple sources such as clinical guidelines, peer-reviewed literature, historical patient data, and EMRs (Grechuta1 et al.) Optimization of Clinical Decision Support, making sure the alerts are evidence-based, Features that allow clinicians to tailor alerts based on individual patient situations and preferences as this will assist in reducing alert </w:t>
-      </w:r>
-      <w:r>
-        <w:rPr>
-          <w:color w:val="444444"/>
-        </w:rPr>
-        <w:lastRenderedPageBreak/>
-        <w:t xml:space="preserve">fatigue. Along with this, patient engagement strategies such as patient education on using portals </w:t>
-      </w:r>
-      <w:proofErr w:type="gramStart"/>
-      <w:r>
-        <w:rPr>
-          <w:color w:val="444444"/>
-        </w:rPr>
-        <w:t>and also</w:t>
-      </w:r>
-      <w:proofErr w:type="gramEnd"/>
-      <w:r>
-        <w:rPr>
-          <w:color w:val="444444"/>
-        </w:rPr>
-        <w:t xml:space="preserve"> encouraging patients to actively participate in their health care decisions. Designing user user-friendly EHR interface to accommodate diverse literacy levels.</w:t>
-      </w:r>
-    </w:p>
-    <w:p>
-      <w:pPr>
-        <w:pStyle w:val="NormalWeb"/>
-        <w:spacing w:before="180" w:beforeAutospacing="0" w:after="180" w:afterAutospacing="0" w:line="480" w:lineRule="auto"/>
-        <w:jc w:val="both"/>
-        <w:rPr>
-          <w:color w:val="444444"/>
-        </w:rPr>
-      </w:pPr>
-      <w:r>
-        <w:rPr>
-          <w:color w:val="444444"/>
-        </w:rPr>
-        <w:t>Along with CDS optimization, regularly communicating updates to staff and gathering feedback from the staff to identify areas of improvement can help address the regulatory impact.</w:t>
-      </w:r>
-    </w:p>
-    <w:p>
-      <w:pPr>
-        <w:pStyle w:val="NormalWeb"/>
-        <w:spacing w:before="180" w:beforeAutospacing="0" w:after="180" w:afterAutospacing="0" w:line="480" w:lineRule="auto"/>
-        <w:jc w:val="both"/>
-        <w:rPr>
-          <w:color w:val="444444"/>
-        </w:rPr>
-      </w:pPr>
-      <w:r>
-        <w:rPr>
-          <w:color w:val="444444"/>
-        </w:rPr>
-        <w:t> </w:t>
-      </w:r>
-    </w:p>
-    <w:p>
-      <w:pPr>
-        <w:pStyle w:val="NormalWeb"/>
-        <w:spacing w:before="180" w:beforeAutospacing="0" w:after="180" w:afterAutospacing="0" w:line="480" w:lineRule="auto"/>
-        <w:jc w:val="both"/>
-        <w:rPr>
-          <w:color w:val="444444"/>
-        </w:rPr>
-      </w:pPr>
-      <w:r>
-        <w:rPr>
-          <w:rStyle w:val="Strong"/>
-          <w:color w:val="444444"/>
-        </w:rPr>
-        <w:t>Reference:</w:t>
-      </w:r>
-    </w:p>
-    <w:p>
-      <w:pPr>
-        <w:pStyle w:val="NormalWeb"/>
-        <w:spacing w:before="180" w:beforeAutospacing="0" w:after="180" w:afterAutospacing="0" w:line="480" w:lineRule="auto"/>
-        <w:jc w:val="both"/>
-        <w:rPr>
-          <w:color w:val="444444"/>
-        </w:rPr>
-      </w:pPr>
-      <w:r>
-        <w:rPr>
-          <w:rStyle w:val="postmention"/>
-          <w:color w:val="444444"/>
-        </w:rPr>
-        <w:t xml:space="preserve">Grechuta1, K., Shokouh2, P., Alhussein1, A., Müller-Wieland3, D., Meyerhoff1, J., Gilbert4, J., Purushotham5, S., Rolland6, C., GmbH, 1Boehringer Ingelheim International, &amp; </w:t>
-      </w:r>
       <w:proofErr w:type="spellStart"/>
       <w:r>
         <w:rPr>
-          <w:rStyle w:val="postmention"/>
-          <w:color w:val="444444"/>
-        </w:rPr>
-        <w:t>Grechuta</w:t>
+          <w:color w:val="444444"/>
+        </w:rPr>
+        <w:t>Ammentorp</w:t>
       </w:r>
       <w:proofErr w:type="spellEnd"/>
       <w:r>
         <w:rPr>
-          <w:rStyle w:val="postmention"/>
-          <w:color w:val="444444"/>
-        </w:rPr>
-        <w:t>, C. A. (n.d.). </w:t>
+          <w:color w:val="444444"/>
+        </w:rPr>
+        <w:t>, J., Chiswell, M., &amp; Martin, P. (2022, August 6). </w:t>
       </w:r>
       <w:r>
         <w:rPr>
           <w:rStyle w:val="Emphasis"/>
           <w:color w:val="444444"/>
         </w:rPr>
-        <w:t>Benefits of clinical decision support systems for the management of</w:t>
-      </w:r>
-    </w:p>
-    <w:p>
-      <w:pPr>
-        <w:spacing w:line="480" w:lineRule="auto"/>
-        <w:jc w:val="both"/>
-        <w:rPr>
-          <w:rFonts w:ascii="Times New Roman" w:hAnsi="Times New Roman" w:cs="Times New Roman"/>
+        <w:t>Translating knowledge into practice for communication skills training for Health Care Professionals</w:t>
+      </w:r>
+      <w:r>
+        <w:rPr>
+          <w:color w:val="444444"/>
+        </w:rPr>
+        <w:t>. Patient Education and Counseling. https://www.sciencedirect.com/science/article/pii/S0738399122003469</w:t>
+      </w:r>
+    </w:p>
+    <w:p>
+      <w:pPr>
+        <w:rPr>
+          <w:rFonts w:ascii="Times New Roman" w:hAnsi="Times New Roman"/>
           <w:color w:val="444444"/>
         </w:rPr>
       </w:pPr>
@@ -1521,12 +1232,12 @@
           <w:bCs/>
           <w:color w:val="2D3B45"/>
         </w:rPr>
-        <w:t xml:space="preserve">  </w:t>
+        <w:t xml:space="preserve"> </w:t>
       </w:r>
     </w:p>
     <w:sectPr>
-      <w:footerReference w:type="even" r:id="rId12"/>
-      <w:footerReference w:type="default" r:id="rId13"/>
+      <w:footerReference w:type="even" r:id="rId13"/>
+      <w:footerReference w:type="default" r:id="rId14"/>
       <w:pgSz w:w="12240" w:h="15840"/>
       <w:pgMar w:top="1440" w:right="1440" w:bottom="1440" w:left="1440" w:header="720" w:footer="720" w:gutter="0"/>
       <w:pgNumType w:start="0"/>
